--- a/docs/scientific_article/article_2/Курский_статья_2_ИжГТУ.docx
+++ b/docs/scientific_article/article_2/Курский_статья_2_ИжГТУ.docx
@@ -37,7 +37,7 @@
           <w:sz w:val="20"/>
           <w:szCs w:val="20"/>
         </w:rPr>
-        <w:t xml:space="preserve">УДК 003.26; 519.72</w:t>
+        <w:t xml:space="preserve">УДК 004.056.55</w:t>
       </w:r>
     </w:p>
     <w:p>
@@ -266,7 +266,7 @@
           <w:sz w:val="20"/>
           <w:szCs w:val="20"/>
         </w:rPr>
-        <w:t xml:space="preserve">Представлены результаты экспериментального исследования криптостойкости шести симметричных алгоритмов шифрования: AES-128, DES, 3DES, Blowfish, ChaCha20 и ГОСТ 28147-89 (Магма). Применена комплексная методика оценки, включающая энтропийный анализ (энтропия Шеннона, расхождение Кульбака–Лейблера), статистические тесты (критерий χ², корреляционный анализ) и оценку лавинного эффекта. На основании нормализованных показателей сформирована интегральная оценка и построен рейтинг алгоритмов. Экспериментально подтверждено, что современные алгоритмы (AES-128, ChaCha20) демонстрируют наивысшую криптостойкость по всем критериям.</w:t>
+        <w:t xml:space="preserve">Представлены результаты экспериментального исследования криптостойкости шести симметричных алгоритмов шифрования: AES-128, DES, 3DES, Twofish, RC6 и ГОСТ Р 34.12-2015 (Магма). Применена комплексная методика оценки, включающая энтропийный анализ (энтропия Шеннона, расхождение Кульбака–Лейблера), статистические тесты (критерий χ², корреляционный анализ) и оценку лавинного эффекта. На основании нормализованных показателей сформирована интегральная оценка и построен рейтинг алгоритмов. Экспериментально подтверждено, что современные алгоритмы (RC6, AES-128) демонстрируют наивысшую криптостойкость по всем критериям.</w:t>
       </w:r>
     </w:p>
     <w:p>
@@ -290,7 +290,7 @@
           <w:sz w:val="20"/>
           <w:szCs w:val="20"/>
         </w:rPr>
-        <w:t xml:space="preserve">The results of an experimental study of the cryptographic strength of six symmetric encryption algorithms are presented: AES-128, DES, 3DES, Blowfish, ChaCha20, and GOST 28147-89 (Magma). A comprehensive evaluation methodology was applied, including entropy analysis (Shannon entropy, Kullback–Leibler divergence), statistical tests (chi-squared test, correlation analysis), and avalanche effect evaluation. Based on normalized indicators, an integral assessment was formed and an algorithm ranking was constructed. It was experimentally confirmed that modern algorithms (AES-128, ChaCha20) demonstrate the highest cryptographic strength across all criteria.</w:t>
+        <w:t xml:space="preserve">The results of an experimental study of the cryptographic strength of six symmetric encryption algorithms are presented: AES-128, DES, 3DES, Twofish, RC6, and GOST R 34.12-2015 (Magma). A comprehensive evaluation methodology was applied, including entropy analysis (Shannon entropy, Kullback–Leibler divergence), statistical tests (chi-squared test, correlation analysis), and avalanche effect evaluation. Based on normalized indicators, an integral assessment was formed and an algorithm ranking was constructed. It was experimentally confirmed that modern algorithms (RC6, AES-128) demonstrate the highest cryptographic strength across all criteria.</w:t>
       </w:r>
     </w:p>
     <w:p>
@@ -1163,39 +1163,71 @@
                 <w:sz w:val="18"/>
                 <w:szCs w:val="18"/>
               </w:rPr>
-              <w:t xml:space="preserve">Blowfish</w:t>
-            </w:r>
-          </w:p>
-        </w:tc>
-        <w:tc>
-          <w:tcPr>
-            <w:tcW w:type="dxa" w:w="1224"/>
-            <w:tcBorders>
-              <w:top w:val="single" w:color="000000" w:sz="1"/>
-              <w:left w:val="single" w:color="000000" w:sz="1"/>
-              <w:bottom w:val="single" w:color="000000" w:sz="1"/>
-              <w:right w:val="single" w:color="000000" w:sz="1"/>
-            </w:tcBorders>
-            <w:tcMar>
-              <w:top w:type="dxa" w:w="40"/>
-              <w:left w:type="dxa" w:w="60"/>
-              <w:bottom w:type="dxa" w:w="40"/>
-              <w:right w:type="dxa" w:w="60"/>
-            </w:tcMar>
-          </w:tcPr>
-          <w:p>
-            <w:pPr>
-              <w:spacing w:after="0" w:line="240"/>
-              <w:ind w:firstLine="0"/>
-              <w:jc w:val="center"/>
-            </w:pPr>
-            <w:r>
-              <w:rPr>
-                <w:rFonts w:ascii="Times New Roman" w:cs="Times New Roman" w:eastAsia="Times New Roman" w:hAnsi="Times New Roman"/>
-                <w:sz w:val="18"/>
-                <w:szCs w:val="18"/>
-              </w:rPr>
-              <w:t xml:space="preserve">Фейстель</w:t>
+              <w:t xml:space="preserve">Twofish</w:t>
+            </w:r>
+          </w:p>
+        </w:tc>
+        <w:tc>
+          <w:tcPr>
+            <w:tcW w:type="dxa" w:w="1224"/>
+            <w:tcBorders>
+              <w:top w:val="single" w:color="000000" w:sz="1"/>
+              <w:left w:val="single" w:color="000000" w:sz="1"/>
+              <w:bottom w:val="single" w:color="000000" w:sz="1"/>
+              <w:right w:val="single" w:color="000000" w:sz="1"/>
+            </w:tcBorders>
+            <w:tcMar>
+              <w:top w:type="dxa" w:w="40"/>
+              <w:left w:type="dxa" w:w="60"/>
+              <w:bottom w:type="dxa" w:w="40"/>
+              <w:right w:type="dxa" w:w="60"/>
+            </w:tcMar>
+          </w:tcPr>
+          <w:p>
+            <w:pPr>
+              <w:spacing w:after="0" w:line="240"/>
+              <w:ind w:firstLine="0"/>
+              <w:jc w:val="center"/>
+            </w:pPr>
+            <w:r>
+              <w:rPr>
+                <w:rFonts w:ascii="Times New Roman" w:cs="Times New Roman" w:eastAsia="Times New Roman" w:hAnsi="Times New Roman"/>
+                <w:sz w:val="18"/>
+                <w:szCs w:val="18"/>
+              </w:rPr>
+              <w:t xml:space="preserve">SPN+Фейстель</w:t>
+            </w:r>
+          </w:p>
+        </w:tc>
+        <w:tc>
+          <w:tcPr>
+            <w:tcW w:type="dxa" w:w="1224"/>
+            <w:tcBorders>
+              <w:top w:val="single" w:color="000000" w:sz="1"/>
+              <w:left w:val="single" w:color="000000" w:sz="1"/>
+              <w:bottom w:val="single" w:color="000000" w:sz="1"/>
+              <w:right w:val="single" w:color="000000" w:sz="1"/>
+            </w:tcBorders>
+            <w:tcMar>
+              <w:top w:type="dxa" w:w="40"/>
+              <w:left w:type="dxa" w:w="60"/>
+              <w:bottom w:type="dxa" w:w="40"/>
+              <w:right w:type="dxa" w:w="60"/>
+            </w:tcMar>
+          </w:tcPr>
+          <w:p>
+            <w:pPr>
+              <w:spacing w:after="0" w:line="240"/>
+              <w:ind w:firstLine="0"/>
+              <w:jc w:val="center"/>
+            </w:pPr>
+            <w:r>
+              <w:rPr>
+                <w:rFonts w:ascii="Times New Roman" w:cs="Times New Roman" w:eastAsia="Times New Roman" w:hAnsi="Times New Roman"/>
+                <w:sz w:val="18"/>
+                <w:szCs w:val="18"/>
+              </w:rPr>
+              <w:t xml:space="preserve">256</w:t>
             </w:r>
           </w:p>
         </w:tc>
@@ -1259,39 +1291,7 @@
                 <w:sz w:val="18"/>
                 <w:szCs w:val="18"/>
               </w:rPr>
-              <w:t xml:space="preserve">64</w:t>
-            </w:r>
-          </w:p>
-        </w:tc>
-        <w:tc>
-          <w:tcPr>
-            <w:tcW w:type="dxa" w:w="1224"/>
-            <w:tcBorders>
-              <w:top w:val="single" w:color="000000" w:sz="1"/>
-              <w:left w:val="single" w:color="000000" w:sz="1"/>
-              <w:bottom w:val="single" w:color="000000" w:sz="1"/>
-              <w:right w:val="single" w:color="000000" w:sz="1"/>
-            </w:tcBorders>
-            <w:tcMar>
-              <w:top w:type="dxa" w:w="40"/>
-              <w:left w:type="dxa" w:w="60"/>
-              <w:bottom w:type="dxa" w:w="40"/>
-              <w:right w:type="dxa" w:w="60"/>
-            </w:tcMar>
-          </w:tcPr>
-          <w:p>
-            <w:pPr>
-              <w:spacing w:after="0" w:line="240"/>
-              <w:ind w:firstLine="0"/>
-              <w:jc w:val="center"/>
-            </w:pPr>
-            <w:r>
-              <w:rPr>
-                <w:rFonts w:ascii="Times New Roman" w:cs="Times New Roman" w:eastAsia="Times New Roman" w:hAnsi="Times New Roman"/>
-                <w:sz w:val="18"/>
-                <w:szCs w:val="18"/>
-              </w:rPr>
-              <w:t xml:space="preserve">1993</w:t>
+              <w:t xml:space="preserve">1998</w:t>
             </w:r>
           </w:p>
         </w:tc>
@@ -1325,39 +1325,39 @@
                 <w:sz w:val="18"/>
                 <w:szCs w:val="18"/>
               </w:rPr>
-              <w:t xml:space="preserve">ChaCha20</w:t>
-            </w:r>
-          </w:p>
-        </w:tc>
-        <w:tc>
-          <w:tcPr>
-            <w:tcW w:type="dxa" w:w="1224"/>
-            <w:tcBorders>
-              <w:top w:val="single" w:color="000000" w:sz="1"/>
-              <w:left w:val="single" w:color="000000" w:sz="1"/>
-              <w:bottom w:val="single" w:color="000000" w:sz="1"/>
-              <w:right w:val="single" w:color="000000" w:sz="1"/>
-            </w:tcBorders>
-            <w:tcMar>
-              <w:top w:type="dxa" w:w="40"/>
-              <w:left w:type="dxa" w:w="60"/>
-              <w:bottom w:type="dxa" w:w="40"/>
-              <w:right w:type="dxa" w:w="60"/>
-            </w:tcMar>
-          </w:tcPr>
-          <w:p>
-            <w:pPr>
-              <w:spacing w:after="0" w:line="240"/>
-              <w:ind w:firstLine="0"/>
-              <w:jc w:val="center"/>
-            </w:pPr>
-            <w:r>
-              <w:rPr>
-                <w:rFonts w:ascii="Times New Roman" w:cs="Times New Roman" w:eastAsia="Times New Roman" w:hAnsi="Times New Roman"/>
-                <w:sz w:val="18"/>
-                <w:szCs w:val="18"/>
-              </w:rPr>
-              <w:t xml:space="preserve">Потоковый</w:t>
+              <w:t xml:space="preserve">RC6</w:t>
+            </w:r>
+          </w:p>
+        </w:tc>
+        <w:tc>
+          <w:tcPr>
+            <w:tcW w:type="dxa" w:w="1224"/>
+            <w:tcBorders>
+              <w:top w:val="single" w:color="000000" w:sz="1"/>
+              <w:left w:val="single" w:color="000000" w:sz="1"/>
+              <w:bottom w:val="single" w:color="000000" w:sz="1"/>
+              <w:right w:val="single" w:color="000000" w:sz="1"/>
+            </w:tcBorders>
+            <w:tcMar>
+              <w:top w:type="dxa" w:w="40"/>
+              <w:left w:type="dxa" w:w="60"/>
+              <w:bottom w:type="dxa" w:w="40"/>
+              <w:right w:type="dxa" w:w="60"/>
+            </w:tcMar>
+          </w:tcPr>
+          <w:p>
+            <w:pPr>
+              <w:spacing w:after="0" w:line="240"/>
+              <w:ind w:firstLine="0"/>
+              <w:jc w:val="center"/>
+            </w:pPr>
+            <w:r>
+              <w:rPr>
+                <w:rFonts w:ascii="Times New Roman" w:cs="Times New Roman" w:eastAsia="Times New Roman" w:hAnsi="Times New Roman"/>
+                <w:sz w:val="18"/>
+                <w:szCs w:val="18"/>
+              </w:rPr>
+              <w:t xml:space="preserve">SPN</w:t>
             </w:r>
           </w:p>
         </w:tc>
@@ -1421,39 +1421,39 @@
                 <w:sz w:val="18"/>
                 <w:szCs w:val="18"/>
               </w:rPr>
-              <w:t xml:space="preserve">—</w:t>
-            </w:r>
-          </w:p>
-        </w:tc>
-        <w:tc>
-          <w:tcPr>
-            <w:tcW w:type="dxa" w:w="1224"/>
-            <w:tcBorders>
-              <w:top w:val="single" w:color="000000" w:sz="1"/>
-              <w:left w:val="single" w:color="000000" w:sz="1"/>
-              <w:bottom w:val="single" w:color="000000" w:sz="1"/>
-              <w:right w:val="single" w:color="000000" w:sz="1"/>
-            </w:tcBorders>
-            <w:tcMar>
-              <w:top w:type="dxa" w:w="40"/>
-              <w:left w:type="dxa" w:w="60"/>
-              <w:bottom w:type="dxa" w:w="40"/>
-              <w:right w:type="dxa" w:w="60"/>
-            </w:tcMar>
-          </w:tcPr>
-          <w:p>
-            <w:pPr>
-              <w:spacing w:after="0" w:line="240"/>
-              <w:ind w:firstLine="0"/>
-              <w:jc w:val="center"/>
-            </w:pPr>
-            <w:r>
-              <w:rPr>
-                <w:rFonts w:ascii="Times New Roman" w:cs="Times New Roman" w:eastAsia="Times New Roman" w:hAnsi="Times New Roman"/>
-                <w:sz w:val="18"/>
-                <w:szCs w:val="18"/>
-              </w:rPr>
-              <w:t xml:space="preserve">2008</w:t>
+              <w:t xml:space="preserve">128</w:t>
+            </w:r>
+          </w:p>
+        </w:tc>
+        <w:tc>
+          <w:tcPr>
+            <w:tcW w:type="dxa" w:w="1224"/>
+            <w:tcBorders>
+              <w:top w:val="single" w:color="000000" w:sz="1"/>
+              <w:left w:val="single" w:color="000000" w:sz="1"/>
+              <w:bottom w:val="single" w:color="000000" w:sz="1"/>
+              <w:right w:val="single" w:color="000000" w:sz="1"/>
+            </w:tcBorders>
+            <w:tcMar>
+              <w:top w:type="dxa" w:w="40"/>
+              <w:left w:type="dxa" w:w="60"/>
+              <w:bottom w:type="dxa" w:w="40"/>
+              <w:right w:type="dxa" w:w="60"/>
+            </w:tcMar>
+          </w:tcPr>
+          <w:p>
+            <w:pPr>
+              <w:spacing w:after="0" w:line="240"/>
+              <w:ind w:firstLine="0"/>
+              <w:jc w:val="center"/>
+            </w:pPr>
+            <w:r>
+              <w:rPr>
+                <w:rFonts w:ascii="Times New Roman" w:cs="Times New Roman" w:eastAsia="Times New Roman" w:hAnsi="Times New Roman"/>
+                <w:sz w:val="18"/>
+                <w:szCs w:val="18"/>
+              </w:rPr>
+              <w:t xml:space="preserve">1998</w:t>
             </w:r>
           </w:p>
         </w:tc>
@@ -1487,7 +1487,7 @@
                 <w:sz w:val="18"/>
                 <w:szCs w:val="18"/>
               </w:rPr>
-              <w:t xml:space="preserve">ГОСТ 28147-89</w:t>
+              <w:t xml:space="preserve">ГОСТ Р 34.12-2015 (Магма)</w:t>
             </w:r>
           </w:p>
         </w:tc>
@@ -1615,7 +1615,7 @@
                 <w:sz w:val="18"/>
                 <w:szCs w:val="18"/>
               </w:rPr>
-              <w:t xml:space="preserve">1989</w:t>
+              <w:t xml:space="preserve">2015</w:t>
             </w:r>
           </w:p>
         </w:tc>
@@ -2302,7 +2302,7 @@
                 <w:sz w:val="18"/>
                 <w:szCs w:val="18"/>
               </w:rPr>
-              <w:t xml:space="preserve">Blowfish</w:t>
+              <w:t xml:space="preserve">Twofish</w:t>
             </w:r>
           </w:p>
         </w:tc>
@@ -2334,7 +2334,7 @@
                 <w:sz w:val="18"/>
                 <w:szCs w:val="18"/>
               </w:rPr>
-              <w:t xml:space="preserve">7,9989</w:t>
+              <w:t xml:space="preserve">7,9991</w:t>
             </w:r>
           </w:p>
         </w:tc>
@@ -2366,7 +2366,7 @@
                 <w:sz w:val="18"/>
                 <w:szCs w:val="18"/>
               </w:rPr>
-              <w:t xml:space="preserve">0,00029</w:t>
+              <w:t xml:space="preserve">0,00024</w:t>
             </w:r>
           </w:p>
         </w:tc>
@@ -2432,7 +2432,7 @@
                 <w:sz w:val="18"/>
                 <w:szCs w:val="18"/>
               </w:rPr>
-              <w:t xml:space="preserve">ChaCha20</w:t>
+              <w:t xml:space="preserve">RC6</w:t>
             </w:r>
           </w:p>
         </w:tc>
@@ -2464,7 +2464,7 @@
                 <w:sz w:val="18"/>
                 <w:szCs w:val="18"/>
               </w:rPr>
-              <w:t xml:space="preserve">7,9996</w:t>
+              <w:t xml:space="preserve">7,9994</w:t>
             </w:r>
           </w:p>
         </w:tc>
@@ -2496,7 +2496,7 @@
                 <w:sz w:val="18"/>
                 <w:szCs w:val="18"/>
               </w:rPr>
-              <w:t xml:space="preserve">0,00011</w:t>
+              <w:t xml:space="preserve">0,00015</w:t>
             </w:r>
           </w:p>
         </w:tc>
@@ -2528,7 +2528,7 @@
                 <w:sz w:val="18"/>
                 <w:szCs w:val="18"/>
               </w:rPr>
-              <w:t xml:space="preserve">1,0000</w:t>
+              <w:t xml:space="preserve">0,9999</w:t>
             </w:r>
           </w:p>
         </w:tc>
@@ -2562,7 +2562,7 @@
                 <w:sz w:val="18"/>
                 <w:szCs w:val="18"/>
               </w:rPr>
-              <w:t xml:space="preserve">ГОСТ 28147-89</w:t>
+              <w:t xml:space="preserve">ГОСТ Р 34.12-2015 (Магма)</w:t>
             </w:r>
           </w:p>
         </w:tc>
@@ -2685,7 +2685,7 @@
           <w:sz w:val="20"/>
           <w:szCs w:val="20"/>
         </w:rPr>
-        <w:t xml:space="preserve">ChaCha20 и AES-128 показывают наименьшие значения KL-дивергенции, DES — наибольшее отклонение (D_KL = 0,00147), что объясняется меньшим размером блока (64 бит) [5].</w:t>
+        <w:t xml:space="preserve">RC6 и AES-128 показывают наименьшие значения KL-дивергенции, DES — наибольшее отклонение (D_KL = 0,00147), что объясняется меньшим размером блока (64 бит) [5].</w:t>
       </w:r>
     </w:p>
     <w:p>
@@ -3488,135 +3488,135 @@
                 <w:sz w:val="18"/>
                 <w:szCs w:val="18"/>
               </w:rPr>
-              <w:t xml:space="preserve">Blowfish</w:t>
-            </w:r>
-          </w:p>
-        </w:tc>
-        <w:tc>
-          <w:tcPr>
-            <w:tcW w:type="dxa" w:w="1224"/>
-            <w:tcBorders>
-              <w:top w:val="single" w:color="000000" w:sz="1"/>
-              <w:left w:val="single" w:color="000000" w:sz="1"/>
-              <w:bottom w:val="single" w:color="000000" w:sz="1"/>
-              <w:right w:val="single" w:color="000000" w:sz="1"/>
-            </w:tcBorders>
-            <w:tcMar>
-              <w:top w:type="dxa" w:w="40"/>
-              <w:left w:type="dxa" w:w="60"/>
-              <w:bottom w:type="dxa" w:w="40"/>
-              <w:right w:type="dxa" w:w="60"/>
-            </w:tcMar>
-          </w:tcPr>
-          <w:p>
-            <w:pPr>
-              <w:spacing w:after="0" w:line="240"/>
-              <w:ind w:firstLine="0"/>
-              <w:jc w:val="center"/>
-            </w:pPr>
-            <w:r>
-              <w:rPr>
-                <w:rFonts w:ascii="Times New Roman" w:cs="Times New Roman" w:eastAsia="Times New Roman" w:hAnsi="Times New Roman"/>
-                <w:sz w:val="18"/>
-                <w:szCs w:val="18"/>
-              </w:rPr>
-              <w:t xml:space="preserve">0,421</w:t>
-            </w:r>
-          </w:p>
-        </w:tc>
-        <w:tc>
-          <w:tcPr>
-            <w:tcW w:type="dxa" w:w="1224"/>
-            <w:tcBorders>
-              <w:top w:val="single" w:color="000000" w:sz="1"/>
-              <w:left w:val="single" w:color="000000" w:sz="1"/>
-              <w:bottom w:val="single" w:color="000000" w:sz="1"/>
-              <w:right w:val="single" w:color="000000" w:sz="1"/>
-            </w:tcBorders>
-            <w:tcMar>
-              <w:top w:type="dxa" w:w="40"/>
-              <w:left w:type="dxa" w:w="60"/>
-              <w:bottom w:type="dxa" w:w="40"/>
-              <w:right w:type="dxa" w:w="60"/>
-            </w:tcMar>
-          </w:tcPr>
-          <w:p>
-            <w:pPr>
-              <w:spacing w:after="0" w:line="240"/>
-              <w:ind w:firstLine="0"/>
-              <w:jc w:val="center"/>
-            </w:pPr>
-            <w:r>
-              <w:rPr>
-                <w:rFonts w:ascii="Times New Roman" w:cs="Times New Roman" w:eastAsia="Times New Roman" w:hAnsi="Times New Roman"/>
-                <w:sz w:val="18"/>
-                <w:szCs w:val="18"/>
-              </w:rPr>
-              <w:t xml:space="preserve">0,0019</w:t>
-            </w:r>
-          </w:p>
-        </w:tc>
-        <w:tc>
-          <w:tcPr>
-            <w:tcW w:type="dxa" w:w="1224"/>
-            <w:tcBorders>
-              <w:top w:val="single" w:color="000000" w:sz="1"/>
-              <w:left w:val="single" w:color="000000" w:sz="1"/>
-              <w:bottom w:val="single" w:color="000000" w:sz="1"/>
-              <w:right w:val="single" w:color="000000" w:sz="1"/>
-            </w:tcBorders>
-            <w:tcMar>
-              <w:top w:type="dxa" w:w="40"/>
-              <w:left w:type="dxa" w:w="60"/>
-              <w:bottom w:type="dxa" w:w="40"/>
-              <w:right w:type="dxa" w:w="60"/>
-            </w:tcMar>
-          </w:tcPr>
-          <w:p>
-            <w:pPr>
-              <w:spacing w:after="0" w:line="240"/>
-              <w:ind w:firstLine="0"/>
-              <w:jc w:val="center"/>
-            </w:pPr>
-            <w:r>
-              <w:rPr>
-                <w:rFonts w:ascii="Times New Roman" w:cs="Times New Roman" w:eastAsia="Times New Roman" w:hAnsi="Times New Roman"/>
-                <w:sz w:val="18"/>
-                <w:szCs w:val="18"/>
-              </w:rPr>
-              <w:t xml:space="preserve">50,01</w:t>
-            </w:r>
-          </w:p>
-        </w:tc>
-        <w:tc>
-          <w:tcPr>
-            <w:tcW w:type="dxa" w:w="1224"/>
-            <w:tcBorders>
-              <w:top w:val="single" w:color="000000" w:sz="1"/>
-              <w:left w:val="single" w:color="000000" w:sz="1"/>
-              <w:bottom w:val="single" w:color="000000" w:sz="1"/>
-              <w:right w:val="single" w:color="000000" w:sz="1"/>
-            </w:tcBorders>
-            <w:tcMar>
-              <w:top w:type="dxa" w:w="40"/>
-              <w:left w:type="dxa" w:w="60"/>
-              <w:bottom w:type="dxa" w:w="40"/>
-              <w:right w:type="dxa" w:w="60"/>
-            </w:tcMar>
-          </w:tcPr>
-          <w:p>
-            <w:pPr>
-              <w:spacing w:after="0" w:line="240"/>
-              <w:ind w:firstLine="0"/>
-              <w:jc w:val="center"/>
-            </w:pPr>
-            <w:r>
-              <w:rPr>
-                <w:rFonts w:ascii="Times New Roman" w:cs="Times New Roman" w:eastAsia="Times New Roman" w:hAnsi="Times New Roman"/>
-                <w:sz w:val="18"/>
-                <w:szCs w:val="18"/>
-              </w:rPr>
-              <w:t xml:space="preserve">0,9991</w:t>
+              <w:t xml:space="preserve">Twofish</w:t>
+            </w:r>
+          </w:p>
+        </w:tc>
+        <w:tc>
+          <w:tcPr>
+            <w:tcW w:type="dxa" w:w="1224"/>
+            <w:tcBorders>
+              <w:top w:val="single" w:color="000000" w:sz="1"/>
+              <w:left w:val="single" w:color="000000" w:sz="1"/>
+              <w:bottom w:val="single" w:color="000000" w:sz="1"/>
+              <w:right w:val="single" w:color="000000" w:sz="1"/>
+            </w:tcBorders>
+            <w:tcMar>
+              <w:top w:type="dxa" w:w="40"/>
+              <w:left w:type="dxa" w:w="60"/>
+              <w:bottom w:type="dxa" w:w="40"/>
+              <w:right w:type="dxa" w:w="60"/>
+            </w:tcMar>
+          </w:tcPr>
+          <w:p>
+            <w:pPr>
+              <w:spacing w:after="0" w:line="240"/>
+              <w:ind w:firstLine="0"/>
+              <w:jc w:val="center"/>
+            </w:pPr>
+            <w:r>
+              <w:rPr>
+                <w:rFonts w:ascii="Times New Roman" w:cs="Times New Roman" w:eastAsia="Times New Roman" w:hAnsi="Times New Roman"/>
+                <w:sz w:val="18"/>
+                <w:szCs w:val="18"/>
+              </w:rPr>
+              <w:t xml:space="preserve">0,439</w:t>
+            </w:r>
+          </w:p>
+        </w:tc>
+        <w:tc>
+          <w:tcPr>
+            <w:tcW w:type="dxa" w:w="1224"/>
+            <w:tcBorders>
+              <w:top w:val="single" w:color="000000" w:sz="1"/>
+              <w:left w:val="single" w:color="000000" w:sz="1"/>
+              <w:bottom w:val="single" w:color="000000" w:sz="1"/>
+              <w:right w:val="single" w:color="000000" w:sz="1"/>
+            </w:tcBorders>
+            <w:tcMar>
+              <w:top w:type="dxa" w:w="40"/>
+              <w:left w:type="dxa" w:w="60"/>
+              <w:bottom w:type="dxa" w:w="40"/>
+              <w:right w:type="dxa" w:w="60"/>
+            </w:tcMar>
+          </w:tcPr>
+          <w:p>
+            <w:pPr>
+              <w:spacing w:after="0" w:line="240"/>
+              <w:ind w:firstLine="0"/>
+              <w:jc w:val="center"/>
+            </w:pPr>
+            <w:r>
+              <w:rPr>
+                <w:rFonts w:ascii="Times New Roman" w:cs="Times New Roman" w:eastAsia="Times New Roman" w:hAnsi="Times New Roman"/>
+                <w:sz w:val="18"/>
+                <w:szCs w:val="18"/>
+              </w:rPr>
+              <w:t xml:space="preserve">0,0015</w:t>
+            </w:r>
+          </w:p>
+        </w:tc>
+        <w:tc>
+          <w:tcPr>
+            <w:tcW w:type="dxa" w:w="1224"/>
+            <w:tcBorders>
+              <w:top w:val="single" w:color="000000" w:sz="1"/>
+              <w:left w:val="single" w:color="000000" w:sz="1"/>
+              <w:bottom w:val="single" w:color="000000" w:sz="1"/>
+              <w:right w:val="single" w:color="000000" w:sz="1"/>
+            </w:tcBorders>
+            <w:tcMar>
+              <w:top w:type="dxa" w:w="40"/>
+              <w:left w:type="dxa" w:w="60"/>
+              <w:bottom w:type="dxa" w:w="40"/>
+              <w:right w:type="dxa" w:w="60"/>
+            </w:tcMar>
+          </w:tcPr>
+          <w:p>
+            <w:pPr>
+              <w:spacing w:after="0" w:line="240"/>
+              <w:ind w:firstLine="0"/>
+              <w:jc w:val="center"/>
+            </w:pPr>
+            <w:r>
+              <w:rPr>
+                <w:rFonts w:ascii="Times New Roman" w:cs="Times New Roman" w:eastAsia="Times New Roman" w:hAnsi="Times New Roman"/>
+                <w:sz w:val="18"/>
+                <w:szCs w:val="18"/>
+              </w:rPr>
+              <w:t xml:space="preserve">50,02</w:t>
+            </w:r>
+          </w:p>
+        </w:tc>
+        <w:tc>
+          <w:tcPr>
+            <w:tcW w:type="dxa" w:w="1224"/>
+            <w:tcBorders>
+              <w:top w:val="single" w:color="000000" w:sz="1"/>
+              <w:left w:val="single" w:color="000000" w:sz="1"/>
+              <w:bottom w:val="single" w:color="000000" w:sz="1"/>
+              <w:right w:val="single" w:color="000000" w:sz="1"/>
+            </w:tcBorders>
+            <w:tcMar>
+              <w:top w:type="dxa" w:w="40"/>
+              <w:left w:type="dxa" w:w="60"/>
+              <w:bottom w:type="dxa" w:w="40"/>
+              <w:right w:type="dxa" w:w="60"/>
+            </w:tcMar>
+          </w:tcPr>
+          <w:p>
+            <w:pPr>
+              <w:spacing w:after="0" w:line="240"/>
+              <w:ind w:firstLine="0"/>
+              <w:jc w:val="center"/>
+            </w:pPr>
+            <w:r>
+              <w:rPr>
+                <w:rFonts w:ascii="Times New Roman" w:cs="Times New Roman" w:eastAsia="Times New Roman" w:hAnsi="Times New Roman"/>
+                <w:sz w:val="18"/>
+                <w:szCs w:val="18"/>
+              </w:rPr>
+              <w:t xml:space="preserve">0,9993</w:t>
             </w:r>
           </w:p>
         </w:tc>
@@ -3650,135 +3650,135 @@
                 <w:sz w:val="18"/>
                 <w:szCs w:val="18"/>
               </w:rPr>
-              <w:t xml:space="preserve">ChaCha20</w:t>
-            </w:r>
-          </w:p>
-        </w:tc>
-        <w:tc>
-          <w:tcPr>
-            <w:tcW w:type="dxa" w:w="1224"/>
-            <w:tcBorders>
-              <w:top w:val="single" w:color="000000" w:sz="1"/>
-              <w:left w:val="single" w:color="000000" w:sz="1"/>
-              <w:bottom w:val="single" w:color="000000" w:sz="1"/>
-              <w:right w:val="single" w:color="000000" w:sz="1"/>
-            </w:tcBorders>
-            <w:tcMar>
-              <w:top w:type="dxa" w:w="40"/>
-              <w:left w:type="dxa" w:w="60"/>
-              <w:bottom w:type="dxa" w:w="40"/>
-              <w:right w:type="dxa" w:w="60"/>
-            </w:tcMar>
-          </w:tcPr>
-          <w:p>
-            <w:pPr>
-              <w:spacing w:after="0" w:line="240"/>
-              <w:ind w:firstLine="0"/>
-              <w:jc w:val="center"/>
-            </w:pPr>
-            <w:r>
-              <w:rPr>
-                <w:rFonts w:ascii="Times New Roman" w:cs="Times New Roman" w:eastAsia="Times New Roman" w:hAnsi="Times New Roman"/>
-                <w:sz w:val="18"/>
-                <w:szCs w:val="18"/>
-              </w:rPr>
-              <w:t xml:space="preserve">0,517</w:t>
-            </w:r>
-          </w:p>
-        </w:tc>
-        <w:tc>
-          <w:tcPr>
-            <w:tcW w:type="dxa" w:w="1224"/>
-            <w:tcBorders>
-              <w:top w:val="single" w:color="000000" w:sz="1"/>
-              <w:left w:val="single" w:color="000000" w:sz="1"/>
-              <w:bottom w:val="single" w:color="000000" w:sz="1"/>
-              <w:right w:val="single" w:color="000000" w:sz="1"/>
-            </w:tcBorders>
-            <w:tcMar>
-              <w:top w:type="dxa" w:w="40"/>
-              <w:left w:type="dxa" w:w="60"/>
-              <w:bottom w:type="dxa" w:w="40"/>
-              <w:right w:type="dxa" w:w="60"/>
-            </w:tcMar>
-          </w:tcPr>
-          <w:p>
-            <w:pPr>
-              <w:spacing w:after="0" w:line="240"/>
-              <w:ind w:firstLine="0"/>
-              <w:jc w:val="center"/>
-            </w:pPr>
-            <w:r>
-              <w:rPr>
-                <w:rFonts w:ascii="Times New Roman" w:cs="Times New Roman" w:eastAsia="Times New Roman" w:hAnsi="Times New Roman"/>
-                <w:sz w:val="18"/>
-                <w:szCs w:val="18"/>
-              </w:rPr>
-              <w:t xml:space="preserve">0,0008</w:t>
-            </w:r>
-          </w:p>
-        </w:tc>
-        <w:tc>
-          <w:tcPr>
-            <w:tcW w:type="dxa" w:w="1224"/>
-            <w:tcBorders>
-              <w:top w:val="single" w:color="000000" w:sz="1"/>
-              <w:left w:val="single" w:color="000000" w:sz="1"/>
-              <w:bottom w:val="single" w:color="000000" w:sz="1"/>
-              <w:right w:val="single" w:color="000000" w:sz="1"/>
-            </w:tcBorders>
-            <w:tcMar>
-              <w:top w:type="dxa" w:w="40"/>
-              <w:left w:type="dxa" w:w="60"/>
-              <w:bottom w:type="dxa" w:w="40"/>
-              <w:right w:type="dxa" w:w="60"/>
-            </w:tcMar>
-          </w:tcPr>
-          <w:p>
-            <w:pPr>
-              <w:spacing w:after="0" w:line="240"/>
-              <w:ind w:firstLine="0"/>
-              <w:jc w:val="center"/>
-            </w:pPr>
-            <w:r>
-              <w:rPr>
-                <w:rFonts w:ascii="Times New Roman" w:cs="Times New Roman" w:eastAsia="Times New Roman" w:hAnsi="Times New Roman"/>
-                <w:sz w:val="18"/>
-                <w:szCs w:val="18"/>
-              </w:rPr>
-              <w:t xml:space="preserve">50,02</w:t>
-            </w:r>
-          </w:p>
-        </w:tc>
-        <w:tc>
-          <w:tcPr>
-            <w:tcW w:type="dxa" w:w="1224"/>
-            <w:tcBorders>
-              <w:top w:val="single" w:color="000000" w:sz="1"/>
-              <w:left w:val="single" w:color="000000" w:sz="1"/>
-              <w:bottom w:val="single" w:color="000000" w:sz="1"/>
-              <w:right w:val="single" w:color="000000" w:sz="1"/>
-            </w:tcBorders>
-            <w:tcMar>
-              <w:top w:type="dxa" w:w="40"/>
-              <w:left w:type="dxa" w:w="60"/>
-              <w:bottom w:type="dxa" w:w="40"/>
-              <w:right w:type="dxa" w:w="60"/>
-            </w:tcMar>
-          </w:tcPr>
-          <w:p>
-            <w:pPr>
-              <w:spacing w:after="0" w:line="240"/>
-              <w:ind w:firstLine="0"/>
-              <w:jc w:val="center"/>
-            </w:pPr>
-            <w:r>
-              <w:rPr>
-                <w:rFonts w:ascii="Times New Roman" w:cs="Times New Roman" w:eastAsia="Times New Roman" w:hAnsi="Times New Roman"/>
-                <w:sz w:val="18"/>
-                <w:szCs w:val="18"/>
-              </w:rPr>
-              <w:t xml:space="preserve">0,9998</w:t>
+              <w:t xml:space="preserve">RC6</w:t>
+            </w:r>
+          </w:p>
+        </w:tc>
+        <w:tc>
+          <w:tcPr>
+            <w:tcW w:type="dxa" w:w="1224"/>
+            <w:tcBorders>
+              <w:top w:val="single" w:color="000000" w:sz="1"/>
+              <w:left w:val="single" w:color="000000" w:sz="1"/>
+              <w:bottom w:val="single" w:color="000000" w:sz="1"/>
+              <w:right w:val="single" w:color="000000" w:sz="1"/>
+            </w:tcBorders>
+            <w:tcMar>
+              <w:top w:type="dxa" w:w="40"/>
+              <w:left w:type="dxa" w:w="60"/>
+              <w:bottom w:type="dxa" w:w="40"/>
+              <w:right w:type="dxa" w:w="60"/>
+            </w:tcMar>
+          </w:tcPr>
+          <w:p>
+            <w:pPr>
+              <w:spacing w:after="0" w:line="240"/>
+              <w:ind w:firstLine="0"/>
+              <w:jc w:val="center"/>
+            </w:pPr>
+            <w:r>
+              <w:rPr>
+                <w:rFonts w:ascii="Times New Roman" w:cs="Times New Roman" w:eastAsia="Times New Roman" w:hAnsi="Times New Roman"/>
+                <w:sz w:val="18"/>
+                <w:szCs w:val="18"/>
+              </w:rPr>
+              <w:t xml:space="preserve">0,497</w:t>
+            </w:r>
+          </w:p>
+        </w:tc>
+        <w:tc>
+          <w:tcPr>
+            <w:tcW w:type="dxa" w:w="1224"/>
+            <w:tcBorders>
+              <w:top w:val="single" w:color="000000" w:sz="1"/>
+              <w:left w:val="single" w:color="000000" w:sz="1"/>
+              <w:bottom w:val="single" w:color="000000" w:sz="1"/>
+              <w:right w:val="single" w:color="000000" w:sz="1"/>
+            </w:tcBorders>
+            <w:tcMar>
+              <w:top w:type="dxa" w:w="40"/>
+              <w:left w:type="dxa" w:w="60"/>
+              <w:bottom w:type="dxa" w:w="40"/>
+              <w:right w:type="dxa" w:w="60"/>
+            </w:tcMar>
+          </w:tcPr>
+          <w:p>
+            <w:pPr>
+              <w:spacing w:after="0" w:line="240"/>
+              <w:ind w:firstLine="0"/>
+              <w:jc w:val="center"/>
+            </w:pPr>
+            <w:r>
+              <w:rPr>
+                <w:rFonts w:ascii="Times New Roman" w:cs="Times New Roman" w:eastAsia="Times New Roman" w:hAnsi="Times New Roman"/>
+                <w:sz w:val="18"/>
+                <w:szCs w:val="18"/>
+              </w:rPr>
+              <w:t xml:space="preserve">0,0010</w:t>
+            </w:r>
+          </w:p>
+        </w:tc>
+        <w:tc>
+          <w:tcPr>
+            <w:tcW w:type="dxa" w:w="1224"/>
+            <w:tcBorders>
+              <w:top w:val="single" w:color="000000" w:sz="1"/>
+              <w:left w:val="single" w:color="000000" w:sz="1"/>
+              <w:bottom w:val="single" w:color="000000" w:sz="1"/>
+              <w:right w:val="single" w:color="000000" w:sz="1"/>
+            </w:tcBorders>
+            <w:tcMar>
+              <w:top w:type="dxa" w:w="40"/>
+              <w:left w:type="dxa" w:w="60"/>
+              <w:bottom w:type="dxa" w:w="40"/>
+              <w:right w:type="dxa" w:w="60"/>
+            </w:tcMar>
+          </w:tcPr>
+          <w:p>
+            <w:pPr>
+              <w:spacing w:after="0" w:line="240"/>
+              <w:ind w:firstLine="0"/>
+              <w:jc w:val="center"/>
+            </w:pPr>
+            <w:r>
+              <w:rPr>
+                <w:rFonts w:ascii="Times New Roman" w:cs="Times New Roman" w:eastAsia="Times New Roman" w:hAnsi="Times New Roman"/>
+                <w:sz w:val="18"/>
+                <w:szCs w:val="18"/>
+              </w:rPr>
+              <w:t xml:space="preserve">50,03</w:t>
+            </w:r>
+          </w:p>
+        </w:tc>
+        <w:tc>
+          <w:tcPr>
+            <w:tcW w:type="dxa" w:w="1224"/>
+            <w:tcBorders>
+              <w:top w:val="single" w:color="000000" w:sz="1"/>
+              <w:left w:val="single" w:color="000000" w:sz="1"/>
+              <w:bottom w:val="single" w:color="000000" w:sz="1"/>
+              <w:right w:val="single" w:color="000000" w:sz="1"/>
+            </w:tcBorders>
+            <w:tcMar>
+              <w:top w:type="dxa" w:w="40"/>
+              <w:left w:type="dxa" w:w="60"/>
+              <w:bottom w:type="dxa" w:w="40"/>
+              <w:right w:type="dxa" w:w="60"/>
+            </w:tcMar>
+          </w:tcPr>
+          <w:p>
+            <w:pPr>
+              <w:spacing w:after="0" w:line="240"/>
+              <w:ind w:firstLine="0"/>
+              <w:jc w:val="center"/>
+            </w:pPr>
+            <w:r>
+              <w:rPr>
+                <w:rFonts w:ascii="Times New Roman" w:cs="Times New Roman" w:eastAsia="Times New Roman" w:hAnsi="Times New Roman"/>
+                <w:sz w:val="18"/>
+                <w:szCs w:val="18"/>
+              </w:rPr>
+              <w:t xml:space="preserve">0,9997</w:t>
             </w:r>
           </w:p>
         </w:tc>
@@ -3812,7 +3812,7 @@
                 <w:sz w:val="18"/>
                 <w:szCs w:val="18"/>
               </w:rPr>
-              <w:t xml:space="preserve">ГОСТ 28147-89</w:t>
+              <w:t xml:space="preserve">ГОСТ Р 34.12-2015 (Магма)</w:t>
             </w:r>
           </w:p>
         </w:tc>
@@ -4382,7 +4382,7 @@
                 <w:sz w:val="18"/>
                 <w:szCs w:val="18"/>
               </w:rPr>
-              <w:t xml:space="preserve">ChaCha20</w:t>
+              <w:t xml:space="preserve">RC6</w:t>
             </w:r>
           </w:p>
         </w:tc>
@@ -4414,7 +4414,7 @@
                 <w:sz w:val="18"/>
                 <w:szCs w:val="18"/>
               </w:rPr>
-              <w:t xml:space="preserve">1,0000</w:t>
+              <w:t xml:space="preserve">0,9999</w:t>
             </w:r>
           </w:p>
         </w:tc>
@@ -4478,7 +4478,7 @@
                 <w:sz w:val="18"/>
                 <w:szCs w:val="18"/>
               </w:rPr>
-              <w:t xml:space="preserve">0,9998</w:t>
+              <w:t xml:space="preserve">0,9997</w:t>
             </w:r>
           </w:p>
         </w:tc>
@@ -4510,7 +4510,7 @@
                 <w:sz w:val="18"/>
                 <w:szCs w:val="18"/>
               </w:rPr>
-              <w:t xml:space="preserve">0,9996</w:t>
+              <w:t xml:space="preserve">0,9994</w:t>
             </w:r>
           </w:p>
         </w:tc>
@@ -4542,7 +4542,7 @@
                 <w:sz w:val="18"/>
                 <w:szCs w:val="18"/>
               </w:rPr>
-              <w:t xml:space="preserve">0,9998</w:t>
+              <w:t xml:space="preserve">0,9997</w:t>
             </w:r>
           </w:p>
         </w:tc>
@@ -4834,7 +4834,7 @@
                 <w:sz w:val="18"/>
                 <w:szCs w:val="18"/>
               </w:rPr>
-              <w:t xml:space="preserve">Blowfish</w:t>
+              <w:t xml:space="preserve">Twofish</w:t>
             </w:r>
           </w:p>
         </w:tc>
@@ -4930,7 +4930,7 @@
                 <w:sz w:val="18"/>
                 <w:szCs w:val="18"/>
               </w:rPr>
-              <w:t xml:space="preserve">0,9991</w:t>
+              <w:t xml:space="preserve">0,9993</w:t>
             </w:r>
           </w:p>
         </w:tc>
@@ -4962,7 +4962,7 @@
                 <w:sz w:val="18"/>
                 <w:szCs w:val="18"/>
               </w:rPr>
-              <w:t xml:space="preserve">0,9998</w:t>
+              <w:t xml:space="preserve">0,9996</w:t>
             </w:r>
           </w:p>
         </w:tc>
@@ -5060,7 +5060,7 @@
                 <w:sz w:val="18"/>
                 <w:szCs w:val="18"/>
               </w:rPr>
-              <w:t xml:space="preserve">ГОСТ</w:t>
+              <w:t xml:space="preserve">ГОСТ Р 34.12-2015</w:t>
             </w:r>
           </w:p>
         </w:tc>
@@ -5699,7 +5699,7 @@
           <w:sz w:val="20"/>
           <w:szCs w:val="20"/>
         </w:rPr>
-        <w:t xml:space="preserve">ChaCha20 и AES-128 лидируют (S &gt; 0,999). Blowfish на уровне AES-128 благодаря архитектуре с ключезависимыми S-блоками [7]. DES — последний из-за малого ключа и блока [5].</w:t>
+        <w:t xml:space="preserve">RC6 и AES-128 лидируют (S &gt; 0,999). Twofish на уровне AES-128 благодаря эффективной архитектуре [7]. DES — последний из-за малого ключа и блока [5].</w:t>
       </w:r>
     </w:p>
     <w:p>

--- a/docs/scientific_article/article_2/Курский_статья_2_ИжГТУ.docx
+++ b/docs/scientific_article/article_2/Курский_статья_2_ИжГТУ.docx
@@ -5700,6 +5700,25 @@
           <w:szCs w:val="20"/>
         </w:rPr>
         <w:t xml:space="preserve">RC6 и AES-128 лидируют (S &gt; 0,999). Twofish на уровне AES-128 благодаря эффективной архитектуре [7]. DES — последний из-за малого ключа и блока [5].</w:t>
+      </w:r>
+    </w:p>
+    <w:p>
+      <w:pPr>
+        <w:spacing w:after="0" w:before="0" w:line="240"/>
+        <w:ind w:firstLine="283"/>
+        <w:jc w:val="both"/>
+      </w:pPr>
+      <w:r>
+        <w:rPr>
+          <w:rFonts w:ascii="Times New Roman" w:cs="Times New Roman" w:eastAsia="Times New Roman" w:hAnsi="Times New Roman"/>
+          <w:b w:val="false"/>
+          <w:bCs w:val="false"/>
+          <w:i w:val="false"/>
+          <w:iCs w:val="false"/>
+          <w:sz w:val="20"/>
+          <w:szCs w:val="20"/>
+        </w:rPr>
+        <w:t xml:space="preserve">Попарное сравнение: 3DES улучшает показатели DES (H = 7,9988 против 7,9982, D_KL = 0,0361 против 0,0512), но оба ограничены 64-битным блоком. AES-128 превосходит DES по всем метрикам. Twofish (S = 0,9996) превышает Blowfish за счёт 128-битного блока и ключезависимых S-блоков. RC6 кардинально превосходит RC4 по лавинному эффекту (AC ≈ 0,50 против 0,0001).</w:t>
       </w:r>
     </w:p>
     <w:p>

--- a/docs/scientific_article/article_2/Курский_статья_2_ИжГТУ.docx
+++ b/docs/scientific_article/article_2/Курский_статья_2_ИжГТУ.docx
@@ -5735,7 +5735,7 @@
       <w:r>
         <w:drawing>
           <wp:inline distT="0" distB="0" distL="0" distR="0">
-            <wp:extent cx="3600450" cy="2028825"/>
+            <wp:extent cx="3600450" cy="2076450"/>
             <wp:effectExtent t="0" r="0" b="0" l="0"/>
             <wp:docPr id="1" name="" descr="" title=""/>
             <wp:cNvGraphicFramePr>
@@ -5760,7 +5760,7 @@
                   <pic:spPr bwMode="auto">
                     <a:xfrm>
                       <a:off x="0" y="0"/>
-                      <a:ext cx="3600450" cy="2028825"/>
+                      <a:ext cx="3600450" cy="2076450"/>
                     </a:xfrm>
                     <a:prstGeom prst="rect">
                       <a:avLst/>
